--- a/proposal-writing-skill/output/执法音视频集中存储与管理系统建设方案.docx
+++ b/proposal-writing-skill/output/执法音视频集中存储与管理系统建设方案.docx
@@ -2615,7 +2615,7 @@
                 <w:b w:val="0"/>
                 <w:sz w:val="24"/>
               </w:rPr>
-              <w:t>应用服务器</w:t>
+              <w:t>应用服务器设备</w:t>
             </w:r>
           </w:p>
         </w:tc>
@@ -2635,7 +2635,7 @@
                 <w:b w:val="0"/>
                 <w:sz w:val="24"/>
               </w:rPr>
-              <w:t>部署管理与检索平台、数据接入服务等应用组件，2 台</w:t>
+              <w:t>部署管理与检索平台、数据接入服务等应用组件，1 台</w:t>
             </w:r>
           </w:p>
         </w:tc>
@@ -2677,7 +2677,7 @@
                 <w:b w:val="0"/>
                 <w:sz w:val="24"/>
               </w:rPr>
-              <w:t>存储服务器</w:t>
+              <w:t>网络存储设备</w:t>
             </w:r>
           </w:p>
         </w:tc>
@@ -2697,7 +2697,7 @@
                 <w:b w:val="0"/>
                 <w:sz w:val="24"/>
               </w:rPr>
-              <w:t>构建 Scale-Out NAS 存储资源池，承载执法音视频数据集中存储，1 台</w:t>
+              <w:t>构建 Scale-Out NAS 存储资源池，承载执法音视频数据集中存储，2 台</w:t>
             </w:r>
           </w:p>
         </w:tc>
@@ -2739,7 +2739,7 @@
                 <w:b w:val="0"/>
                 <w:sz w:val="24"/>
               </w:rPr>
-              <w:t>存储管理双路服务器</w:t>
+              <w:t>硬盘</w:t>
             </w:r>
           </w:p>
         </w:tc>
@@ -2759,7 +2759,7 @@
                 <w:b w:val="0"/>
                 <w:sz w:val="24"/>
               </w:rPr>
-              <w:t>承载存储管理与运维监控服务，1 台</w:t>
+              <w:t>企业级监控存储硬盘，用于视频数据存储，0.54 块/套</w:t>
             </w:r>
           </w:p>
         </w:tc>
@@ -2803,7 +2803,7 @@
           <w:b/>
           <w:sz w:val="28"/>
         </w:rPr>
-        <w:t>应用服务器（2 台）</w:t>
+        <w:t>应用服务器设备（1 台）</w:t>
       </w:r>
       <w:r>
         <w:rPr>
@@ -2811,7 +2811,7 @@
           <w:b w:val="0"/>
           <w:sz w:val="28"/>
         </w:rPr>
-        <w:t>：部署管理与检索平台、数据接入服务等全部应用组件。2 台应用服务器采用双机部署模式，单台服务器承载全部应用服务，另一台作为冗余节点。当主节点发生故障时，服务自动切换至冗余节点。应用服务器通过 NFS/SMB 协议挂载存储资源池，通过 JDBC 连接达梦数据库。应用服务器采用国产 CPU 架构与国产操作系统。</w:t>
+        <w:t>：部署管理与检索平台、数据接入服务等全部应用组件，采用双机部署模式（单台服务器承载全部应用服务，另一台作为冗余节点）。当主节点发生故障时，服务自动切换至冗余节点。应用服务器通过 NFS/SMB 协议挂载存储资源池，通过 JDBC 连接达梦数据库。应用服务器采用国产 CPU 架构与国产操作系统。</w:t>
       </w:r>
     </w:p>
     <w:p>
@@ -2833,7 +2833,7 @@
           <w:b/>
           <w:sz w:val="28"/>
         </w:rPr>
-        <w:t>存储服务器（1 台）</w:t>
+        <w:t>网络存储设备（2 台）</w:t>
       </w:r>
       <w:r>
         <w:rPr>
@@ -2863,7 +2863,7 @@
           <w:b/>
           <w:sz w:val="28"/>
         </w:rPr>
-        <w:t>存储管理双路服务器（1 台）</w:t>
+        <w:t>硬盘（0.54 块/套）</w:t>
       </w:r>
       <w:r>
         <w:rPr>
@@ -2871,7 +2871,7 @@
           <w:b w:val="0"/>
           <w:sz w:val="28"/>
         </w:rPr>
-        <w:t>：承载存储管理服务与运维监控服务。存储管理服务负责存储资源池的容量监测、健康状态检查、告警管理与扩容管理。运维监控服务负责全系统设备状态采集、性能指标监测与异常告警。该服务器采用国产 CPU 架构与国产操作系统。</w:t>
+        <w:t>：企业级监控存储硬盘，18TB SATA 企业级监控存储硬盘，用于视频数据存储。</w:t>
       </w:r>
     </w:p>
     <w:p>
@@ -7171,7 +7171,7 @@
                 <w:b/>
                 <w:sz w:val="24"/>
               </w:rPr>
-              <w:t>单价（万元）</w:t>
+              <w:t>单价</w:t>
             </w:r>
           </w:p>
         </w:tc>
@@ -7345,7 +7345,7 @@
                 <w:b/>
                 <w:sz w:val="24"/>
               </w:rPr>
-              <w:t>107.4</w:t>
+              <w:t>99.67</w:t>
             </w:r>
           </w:p>
         </w:tc>
@@ -7521,7 +7521,149 @@
                 <w:b w:val="0"/>
                 <w:sz w:val="24"/>
               </w:rPr>
-              <w:t>11</w:t>
+              <w:t>13.9</w:t>
+            </w:r>
+          </w:p>
+        </w:tc>
+        <w:tc>
+          <w:tcPr>
+            <w:tcW w:type="dxa" w:w="1264"/>
+          </w:tcPr>
+          <w:p>
+            <w:pPr>
+              <w:spacing w:before="0" w:after="0" w:line="480" w:lineRule="exact"/>
+              <w:jc w:val="left"/>
+            </w:pPr>
+            <w:r/>
+            <w:r>
+              <w:rPr>
+                <w:rFonts w:ascii="Times New Roman" w:hAnsi="Times New Roman" w:eastAsia="方正仿宋_GBK"/>
+                <w:b w:val="0"/>
+                <w:sz w:val="24"/>
+              </w:rPr>
+              <w:t>台</w:t>
+            </w:r>
+          </w:p>
+        </w:tc>
+        <w:tc>
+          <w:tcPr>
+            <w:tcW w:type="dxa" w:w="1264"/>
+          </w:tcPr>
+          <w:p>
+            <w:pPr>
+              <w:spacing w:before="0" w:after="0" w:line="480" w:lineRule="exact"/>
+              <w:jc w:val="left"/>
+            </w:pPr>
+            <w:r/>
+            <w:r>
+              <w:rPr>
+                <w:rFonts w:ascii="Times New Roman" w:hAnsi="Times New Roman" w:eastAsia="方正仿宋_GBK"/>
+                <w:b w:val="0"/>
+                <w:sz w:val="24"/>
+              </w:rPr>
+              <w:t>1</w:t>
+            </w:r>
+          </w:p>
+        </w:tc>
+        <w:tc>
+          <w:tcPr>
+            <w:tcW w:type="dxa" w:w="1264"/>
+          </w:tcPr>
+          <w:p>
+            <w:pPr>
+              <w:spacing w:before="0" w:after="0" w:line="480" w:lineRule="exact"/>
+              <w:jc w:val="left"/>
+            </w:pPr>
+            <w:r/>
+            <w:r>
+              <w:rPr>
+                <w:rFonts w:ascii="Times New Roman" w:hAnsi="Times New Roman" w:eastAsia="方正仿宋_GBK"/>
+                <w:b w:val="0"/>
+                <w:sz w:val="24"/>
+              </w:rPr>
+              <w:t>13.9</w:t>
+            </w:r>
+          </w:p>
+        </w:tc>
+        <w:tc>
+          <w:tcPr>
+            <w:tcW w:type="dxa" w:w="1264"/>
+          </w:tcPr>
+          <w:p>
+            <w:pPr>
+              <w:spacing w:before="0" w:after="0" w:line="480" w:lineRule="exact"/>
+              <w:jc w:val="left"/>
+            </w:pPr>
+            <w:r/>
+            <w:r>
+              <w:rPr>
+                <w:rFonts w:ascii="Times New Roman" w:hAnsi="Times New Roman" w:eastAsia="方正仿宋_GBK"/>
+                <w:b w:val="0"/>
+                <w:sz w:val="24"/>
+              </w:rPr>
+              <w:t>处理器：集成2×鲲鹏920系列(5250)处理器（48Core，2.6GHz）；内存：32个DIMM插槽，最高支持2933MHz，最大容量支持4TB，配置4×32GB DDR4 RECC；硬盘：前置12个3.5/2.5 SATA/SAS 热插拔硬盘；2.5英寸硬盘：2×SSD 1.92T SATA（数据中心，读取密集型）；3.5英寸硬盘：4×HDD 4T SATA 企业级（7200转）</w:t>
+            </w:r>
+          </w:p>
+        </w:tc>
+      </w:tr>
+      <w:tr>
+        <w:tc>
+          <w:tcPr>
+            <w:tcW w:type="dxa" w:w="1264"/>
+          </w:tcPr>
+          <w:p>
+            <w:pPr>
+              <w:spacing w:before="0" w:after="0" w:line="480" w:lineRule="exact"/>
+              <w:jc w:val="left"/>
+            </w:pPr>
+            <w:r/>
+            <w:r>
+              <w:rPr>
+                <w:rFonts w:ascii="Times New Roman" w:hAnsi="Times New Roman" w:eastAsia="方正仿宋_GBK"/>
+                <w:b w:val="0"/>
+                <w:sz w:val="24"/>
+              </w:rPr>
+              <w:t>2</w:t>
+            </w:r>
+          </w:p>
+        </w:tc>
+        <w:tc>
+          <w:tcPr>
+            <w:tcW w:type="dxa" w:w="1264"/>
+          </w:tcPr>
+          <w:p>
+            <w:pPr>
+              <w:spacing w:before="0" w:after="0" w:line="480" w:lineRule="exact"/>
+              <w:jc w:val="left"/>
+            </w:pPr>
+            <w:r/>
+            <w:r>
+              <w:rPr>
+                <w:rFonts w:ascii="Times New Roman" w:hAnsi="Times New Roman" w:eastAsia="方正仿宋_GBK"/>
+                <w:b w:val="0"/>
+                <w:sz w:val="24"/>
+              </w:rPr>
+              <w:t>网络存储设备</w:t>
+            </w:r>
+          </w:p>
+        </w:tc>
+        <w:tc>
+          <w:tcPr>
+            <w:tcW w:type="dxa" w:w="1264"/>
+          </w:tcPr>
+          <w:p>
+            <w:pPr>
+              <w:spacing w:before="0" w:after="0" w:line="480" w:lineRule="exact"/>
+              <w:jc w:val="left"/>
+            </w:pPr>
+            <w:r/>
+            <w:r>
+              <w:rPr>
+                <w:rFonts w:ascii="Times New Roman" w:hAnsi="Times New Roman" w:eastAsia="方正仿宋_GBK"/>
+                <w:b w:val="0"/>
+                <w:sz w:val="24"/>
+              </w:rPr>
+              <w:t>6.5</w:t>
             </w:r>
           </w:p>
         </w:tc>
@@ -7581,41 +7723,7 @@
                 <w:b w:val="0"/>
                 <w:sz w:val="24"/>
               </w:rPr>
-              <w:t>22</w:t>
-            </w:r>
-          </w:p>
-        </w:tc>
-        <w:tc>
-          <w:tcPr>
-            <w:tcW w:type="dxa" w:w="1264"/>
-          </w:tcPr>
-          <w:p>
-            <w:pPr>
-              <w:spacing w:before="0" w:after="0" w:line="480" w:lineRule="exact"/>
-              <w:jc w:val="left"/>
-            </w:pPr>
-            <w:r/>
-          </w:p>
-        </w:tc>
-      </w:tr>
-      <w:tr>
-        <w:tc>
-          <w:tcPr>
-            <w:tcW w:type="dxa" w:w="1264"/>
-          </w:tcPr>
-          <w:p>
-            <w:pPr>
-              <w:spacing w:before="0" w:after="0" w:line="480" w:lineRule="exact"/>
-              <w:jc w:val="left"/>
-            </w:pPr>
-            <w:r/>
-            <w:r>
-              <w:rPr>
-                <w:rFonts w:ascii="Times New Roman" w:hAnsi="Times New Roman" w:eastAsia="方正仿宋_GBK"/>
-                <w:b w:val="0"/>
-                <w:sz w:val="24"/>
-              </w:rPr>
-              <w:t>2</w:t>
+              <w:t>13</w:t>
             </w:r>
           </w:p>
         </w:tc>
@@ -7635,100 +7743,8 @@
                 <w:b w:val="0"/>
                 <w:sz w:val="24"/>
               </w:rPr>
-              <w:t>存储服务器设备</w:t>
+              <w:t>8U机架式48盘位网络存储设备，搭载64位多核处理器，1+1冗余电源、冗余风扇，实现7×24小时稳定运行；处理器：1颗64位多核处理器；系统内存：16GB（可扩展至64GB）；系统盘：1×240GB SSD；数据盘：1×480GB SSD；存储接口：48个SATA接口，支持热插拔；网络接口：2个千兆数据网口，1个千兆管理口</w:t>
             </w:r>
-          </w:p>
-        </w:tc>
-        <w:tc>
-          <w:tcPr>
-            <w:tcW w:type="dxa" w:w="1264"/>
-          </w:tcPr>
-          <w:p>
-            <w:pPr>
-              <w:spacing w:before="0" w:after="0" w:line="480" w:lineRule="exact"/>
-              <w:jc w:val="left"/>
-            </w:pPr>
-            <w:r/>
-            <w:r>
-              <w:rPr>
-                <w:rFonts w:ascii="Times New Roman" w:hAnsi="Times New Roman" w:eastAsia="方正仿宋_GBK"/>
-                <w:b w:val="0"/>
-                <w:sz w:val="24"/>
-              </w:rPr>
-              <w:t>45</w:t>
-            </w:r>
-          </w:p>
-        </w:tc>
-        <w:tc>
-          <w:tcPr>
-            <w:tcW w:type="dxa" w:w="1264"/>
-          </w:tcPr>
-          <w:p>
-            <w:pPr>
-              <w:spacing w:before="0" w:after="0" w:line="480" w:lineRule="exact"/>
-              <w:jc w:val="left"/>
-            </w:pPr>
-            <w:r/>
-            <w:r>
-              <w:rPr>
-                <w:rFonts w:ascii="Times New Roman" w:hAnsi="Times New Roman" w:eastAsia="方正仿宋_GBK"/>
-                <w:b w:val="0"/>
-                <w:sz w:val="24"/>
-              </w:rPr>
-              <w:t>台</w:t>
-            </w:r>
-          </w:p>
-        </w:tc>
-        <w:tc>
-          <w:tcPr>
-            <w:tcW w:type="dxa" w:w="1264"/>
-          </w:tcPr>
-          <w:p>
-            <w:pPr>
-              <w:spacing w:before="0" w:after="0" w:line="480" w:lineRule="exact"/>
-              <w:jc w:val="left"/>
-            </w:pPr>
-            <w:r/>
-            <w:r>
-              <w:rPr>
-                <w:rFonts w:ascii="Times New Roman" w:hAnsi="Times New Roman" w:eastAsia="方正仿宋_GBK"/>
-                <w:b w:val="0"/>
-                <w:sz w:val="24"/>
-              </w:rPr>
-              <w:t>1</w:t>
-            </w:r>
-          </w:p>
-        </w:tc>
-        <w:tc>
-          <w:tcPr>
-            <w:tcW w:type="dxa" w:w="1264"/>
-          </w:tcPr>
-          <w:p>
-            <w:pPr>
-              <w:spacing w:before="0" w:after="0" w:line="480" w:lineRule="exact"/>
-              <w:jc w:val="left"/>
-            </w:pPr>
-            <w:r/>
-            <w:r>
-              <w:rPr>
-                <w:rFonts w:ascii="Times New Roman" w:hAnsi="Times New Roman" w:eastAsia="方正仿宋_GBK"/>
-                <w:b w:val="0"/>
-                <w:sz w:val="24"/>
-              </w:rPr>
-              <w:t>45</w:t>
-            </w:r>
-          </w:p>
-        </w:tc>
-        <w:tc>
-          <w:tcPr>
-            <w:tcW w:type="dxa" w:w="1264"/>
-          </w:tcPr>
-          <w:p>
-            <w:pPr>
-              <w:spacing w:before="0" w:after="0" w:line="480" w:lineRule="exact"/>
-              <w:jc w:val="left"/>
-            </w:pPr>
-            <w:r/>
           </w:p>
         </w:tc>
       </w:tr>
@@ -7769,7 +7785,7 @@
                 <w:b w:val="0"/>
                 <w:sz w:val="24"/>
               </w:rPr>
-              <w:t>存储管理双路服务器</w:t>
+              <w:t>硬盘</w:t>
             </w:r>
           </w:p>
         </w:tc>
@@ -7789,7 +7805,7 @@
                 <w:b w:val="0"/>
                 <w:sz w:val="24"/>
               </w:rPr>
-              <w:t>5</w:t>
+              <w:t>68</w:t>
             </w:r>
           </w:p>
         </w:tc>
@@ -7809,7 +7825,7 @@
                 <w:b w:val="0"/>
                 <w:sz w:val="24"/>
               </w:rPr>
-              <w:t>台</w:t>
+              <w:t>块</w:t>
             </w:r>
           </w:p>
         </w:tc>
@@ -7829,7 +7845,7 @@
                 <w:b w:val="0"/>
                 <w:sz w:val="24"/>
               </w:rPr>
-              <w:t>1</w:t>
+              <w:t>0.54</w:t>
             </w:r>
           </w:p>
         </w:tc>
@@ -7849,7 +7865,7 @@
                 <w:b w:val="0"/>
                 <w:sz w:val="24"/>
               </w:rPr>
-              <w:t>5</w:t>
+              <w:t>36.72</w:t>
             </w:r>
           </w:p>
         </w:tc>
@@ -7863,6 +7879,14 @@
               <w:jc w:val="left"/>
             </w:pPr>
             <w:r/>
+            <w:r>
+              <w:rPr>
+                <w:rFonts w:ascii="Times New Roman" w:hAnsi="Times New Roman" w:eastAsia="方正仿宋_GBK"/>
+                <w:b w:val="0"/>
+                <w:sz w:val="24"/>
+              </w:rPr>
+              <w:t>企业级监控存储硬盘（用于视频数据存储）</w:t>
+            </w:r>
           </w:p>
         </w:tc>
       </w:tr>
@@ -7903,7 +7927,7 @@
                 <w:b w:val="0"/>
                 <w:sz w:val="24"/>
               </w:rPr>
-              <w:t>达梦数据库</w:t>
+              <w:t>数据库软件</w:t>
             </w:r>
           </w:p>
         </w:tc>
@@ -7923,7 +7947,251 @@
                 <w:b w:val="0"/>
                 <w:sz w:val="24"/>
               </w:rPr>
-              <w:t>9</w:t>
+              <w:t>1</w:t>
+            </w:r>
+          </w:p>
+        </w:tc>
+        <w:tc>
+          <w:tcPr>
+            <w:tcW w:type="dxa" w:w="1264"/>
+          </w:tcPr>
+          <w:p>
+            <w:pPr>
+              <w:spacing w:before="0" w:after="0" w:line="480" w:lineRule="exact"/>
+              <w:jc w:val="left"/>
+            </w:pPr>
+            <w:r/>
+            <w:r>
+              <w:rPr>
+                <w:rFonts w:ascii="Times New Roman" w:hAnsi="Times New Roman" w:eastAsia="方正仿宋_GBK"/>
+                <w:b w:val="0"/>
+                <w:sz w:val="24"/>
+              </w:rPr>
+              <w:t>套</w:t>
+            </w:r>
+          </w:p>
+        </w:tc>
+        <w:tc>
+          <w:tcPr>
+            <w:tcW w:type="dxa" w:w="1264"/>
+          </w:tcPr>
+          <w:p>
+            <w:pPr>
+              <w:spacing w:before="0" w:after="0" w:line="480" w:lineRule="exact"/>
+              <w:jc w:val="left"/>
+            </w:pPr>
+            <w:r/>
+            <w:r>
+              <w:rPr>
+                <w:rFonts w:ascii="Times New Roman" w:hAnsi="Times New Roman" w:eastAsia="方正仿宋_GBK"/>
+                <w:b w:val="0"/>
+                <w:sz w:val="24"/>
+              </w:rPr>
+              <w:t>7</w:t>
+            </w:r>
+          </w:p>
+        </w:tc>
+        <w:tc>
+          <w:tcPr>
+            <w:tcW w:type="dxa" w:w="1264"/>
+          </w:tcPr>
+          <w:p>
+            <w:pPr>
+              <w:spacing w:before="0" w:after="0" w:line="480" w:lineRule="exact"/>
+              <w:jc w:val="left"/>
+            </w:pPr>
+            <w:r/>
+            <w:r>
+              <w:rPr>
+                <w:rFonts w:ascii="Times New Roman" w:hAnsi="Times New Roman" w:eastAsia="方正仿宋_GBK"/>
+                <w:b w:val="0"/>
+                <w:sz w:val="24"/>
+              </w:rPr>
+              <w:t>7</w:t>
+            </w:r>
+          </w:p>
+        </w:tc>
+        <w:tc>
+          <w:tcPr>
+            <w:tcW w:type="dxa" w:w="1264"/>
+          </w:tcPr>
+          <w:p>
+            <w:pPr>
+              <w:spacing w:before="0" w:after="0" w:line="480" w:lineRule="exact"/>
+              <w:jc w:val="left"/>
+            </w:pPr>
+            <w:r/>
+            <w:r>
+              <w:rPr>
+                <w:rFonts w:ascii="Times New Roman" w:hAnsi="Times New Roman" w:eastAsia="方正仿宋_GBK"/>
+                <w:b w:val="0"/>
+                <w:sz w:val="24"/>
+              </w:rPr>
+              <w:t>达梦数据库 V8.4</w:t>
+            </w:r>
+          </w:p>
+        </w:tc>
+      </w:tr>
+      <w:tr>
+        <w:tc>
+          <w:tcPr>
+            <w:tcW w:type="dxa" w:w="1264"/>
+          </w:tcPr>
+          <w:p>
+            <w:pPr>
+              <w:spacing w:before="0" w:after="0" w:line="480" w:lineRule="exact"/>
+              <w:jc w:val="left"/>
+            </w:pPr>
+            <w:r/>
+          </w:p>
+        </w:tc>
+        <w:tc>
+          <w:tcPr>
+            <w:tcW w:type="dxa" w:w="1264"/>
+          </w:tcPr>
+          <w:p>
+            <w:pPr>
+              <w:spacing w:before="0" w:after="0" w:line="480" w:lineRule="exact"/>
+              <w:jc w:val="left"/>
+            </w:pPr>
+            <w:r/>
+            <w:r>
+              <w:rPr>
+                <w:rFonts w:ascii="Times New Roman" w:hAnsi="Times New Roman" w:eastAsia="方正黑体_GBK"/>
+                <w:b/>
+                <w:sz w:val="24"/>
+              </w:rPr>
+              <w:t>小计</w:t>
+            </w:r>
+          </w:p>
+        </w:tc>
+        <w:tc>
+          <w:tcPr>
+            <w:tcW w:type="dxa" w:w="1264"/>
+          </w:tcPr>
+          <w:p>
+            <w:pPr>
+              <w:spacing w:before="0" w:after="0" w:line="480" w:lineRule="exact"/>
+              <w:jc w:val="left"/>
+            </w:pPr>
+            <w:r/>
+          </w:p>
+        </w:tc>
+        <w:tc>
+          <w:tcPr>
+            <w:tcW w:type="dxa" w:w="1264"/>
+          </w:tcPr>
+          <w:p>
+            <w:pPr>
+              <w:spacing w:before="0" w:after="0" w:line="480" w:lineRule="exact"/>
+              <w:jc w:val="left"/>
+            </w:pPr>
+            <w:r/>
+          </w:p>
+        </w:tc>
+        <w:tc>
+          <w:tcPr>
+            <w:tcW w:type="dxa" w:w="1264"/>
+          </w:tcPr>
+          <w:p>
+            <w:pPr>
+              <w:spacing w:before="0" w:after="0" w:line="480" w:lineRule="exact"/>
+              <w:jc w:val="left"/>
+            </w:pPr>
+            <w:r/>
+          </w:p>
+        </w:tc>
+        <w:tc>
+          <w:tcPr>
+            <w:tcW w:type="dxa" w:w="1264"/>
+          </w:tcPr>
+          <w:p>
+            <w:pPr>
+              <w:spacing w:before="0" w:after="0" w:line="480" w:lineRule="exact"/>
+              <w:jc w:val="left"/>
+            </w:pPr>
+            <w:r/>
+            <w:r>
+              <w:rPr>
+                <w:rFonts w:ascii="Times New Roman" w:hAnsi="Times New Roman" w:eastAsia="方正黑体_GBK"/>
+                <w:b/>
+                <w:sz w:val="24"/>
+              </w:rPr>
+              <w:t>70.62</w:t>
+            </w:r>
+          </w:p>
+        </w:tc>
+        <w:tc>
+          <w:tcPr>
+            <w:tcW w:type="dxa" w:w="1264"/>
+          </w:tcPr>
+          <w:p>
+            <w:pPr>
+              <w:spacing w:before="0" w:after="0" w:line="480" w:lineRule="exact"/>
+              <w:jc w:val="left"/>
+            </w:pPr>
+            <w:r/>
+          </w:p>
+        </w:tc>
+      </w:tr>
+      <w:tr>
+        <w:tc>
+          <w:tcPr>
+            <w:tcW w:type="dxa" w:w="1264"/>
+          </w:tcPr>
+          <w:p>
+            <w:pPr>
+              <w:spacing w:before="0" w:after="0" w:line="480" w:lineRule="exact"/>
+              <w:jc w:val="left"/>
+            </w:pPr>
+            <w:r/>
+            <w:r>
+              <w:rPr>
+                <w:rFonts w:ascii="Times New Roman" w:hAnsi="Times New Roman" w:eastAsia="方正仿宋_GBK"/>
+                <w:b w:val="0"/>
+                <w:sz w:val="24"/>
+              </w:rPr>
+              <w:t>（二）</w:t>
+            </w:r>
+          </w:p>
+        </w:tc>
+        <w:tc>
+          <w:tcPr>
+            <w:tcW w:type="dxa" w:w="1264"/>
+          </w:tcPr>
+          <w:p>
+            <w:pPr>
+              <w:spacing w:before="0" w:after="0" w:line="480" w:lineRule="exact"/>
+              <w:jc w:val="left"/>
+            </w:pPr>
+            <w:r/>
+            <w:r>
+              <w:rPr>
+                <w:rFonts w:ascii="Times New Roman" w:hAnsi="Times New Roman" w:eastAsia="方正黑体_GBK"/>
+                <w:b/>
+                <w:sz w:val="24"/>
+              </w:rPr>
+              <w:t>应用软件费</w:t>
+            </w:r>
+          </w:p>
+        </w:tc>
+        <w:tc>
+          <w:tcPr>
+            <w:tcW w:type="dxa" w:w="1264"/>
+          </w:tcPr>
+          <w:p>
+            <w:pPr>
+              <w:spacing w:before="0" w:after="0" w:line="480" w:lineRule="exact"/>
+              <w:jc w:val="left"/>
+            </w:pPr>
+            <w:r/>
+            <w:r>
+              <w:rPr>
+                <w:rFonts w:ascii="Times New Roman" w:hAnsi="Times New Roman" w:eastAsia="方正仿宋_GBK"/>
+                <w:b w:val="0"/>
+                <w:sz w:val="24"/>
+              </w:rPr>
+              <w:t>22.65</w:t>
             </w:r>
           </w:p>
         </w:tc>
@@ -7983,7 +8251,7 @@
                 <w:b w:val="0"/>
                 <w:sz w:val="24"/>
               </w:rPr>
-              <w:t>9</w:t>
+              <w:t>22.65</w:t>
             </w:r>
           </w:p>
         </w:tc>
@@ -8085,243 +8353,7 @@
                 <w:b/>
                 <w:sz w:val="24"/>
               </w:rPr>
-              <w:t>81</w:t>
-            </w:r>
-          </w:p>
-        </w:tc>
-        <w:tc>
-          <w:tcPr>
-            <w:tcW w:type="dxa" w:w="1264"/>
-          </w:tcPr>
-          <w:p>
-            <w:pPr>
-              <w:spacing w:before="0" w:after="0" w:line="480" w:lineRule="exact"/>
-              <w:jc w:val="left"/>
-            </w:pPr>
-            <w:r/>
-          </w:p>
-        </w:tc>
-      </w:tr>
-      <w:tr>
-        <w:tc>
-          <w:tcPr>
-            <w:tcW w:type="dxa" w:w="1264"/>
-          </w:tcPr>
-          <w:p>
-            <w:pPr>
-              <w:spacing w:before="0" w:after="0" w:line="480" w:lineRule="exact"/>
-              <w:jc w:val="left"/>
-            </w:pPr>
-            <w:r/>
-            <w:r>
-              <w:rPr>
-                <w:rFonts w:ascii="Times New Roman" w:hAnsi="Times New Roman" w:eastAsia="方正仿宋_GBK"/>
-                <w:b w:val="0"/>
-                <w:sz w:val="24"/>
-              </w:rPr>
-              <w:t>（二）</w:t>
-            </w:r>
-          </w:p>
-        </w:tc>
-        <w:tc>
-          <w:tcPr>
-            <w:tcW w:type="dxa" w:w="1264"/>
-          </w:tcPr>
-          <w:p>
-            <w:pPr>
-              <w:spacing w:before="0" w:after="0" w:line="480" w:lineRule="exact"/>
-              <w:jc w:val="left"/>
-            </w:pPr>
-            <w:r/>
-            <w:r>
-              <w:rPr>
-                <w:rFonts w:ascii="Times New Roman" w:hAnsi="Times New Roman" w:eastAsia="方正黑体_GBK"/>
-                <w:b/>
-                <w:sz w:val="24"/>
-              </w:rPr>
-              <w:t>应用软件费</w:t>
-            </w:r>
-          </w:p>
-        </w:tc>
-        <w:tc>
-          <w:tcPr>
-            <w:tcW w:type="dxa" w:w="1264"/>
-          </w:tcPr>
-          <w:p>
-            <w:pPr>
-              <w:spacing w:before="0" w:after="0" w:line="480" w:lineRule="exact"/>
-              <w:jc w:val="left"/>
-            </w:pPr>
-            <w:r/>
-            <w:r>
-              <w:rPr>
-                <w:rFonts w:ascii="Times New Roman" w:hAnsi="Times New Roman" w:eastAsia="方正仿宋_GBK"/>
-                <w:b w:val="0"/>
-                <w:sz w:val="24"/>
-              </w:rPr>
-              <w:t>20</w:t>
-            </w:r>
-          </w:p>
-        </w:tc>
-        <w:tc>
-          <w:tcPr>
-            <w:tcW w:type="dxa" w:w="1264"/>
-          </w:tcPr>
-          <w:p>
-            <w:pPr>
-              <w:spacing w:before="0" w:after="0" w:line="480" w:lineRule="exact"/>
-              <w:jc w:val="left"/>
-            </w:pPr>
-            <w:r/>
-            <w:r>
-              <w:rPr>
-                <w:rFonts w:ascii="Times New Roman" w:hAnsi="Times New Roman" w:eastAsia="方正仿宋_GBK"/>
-                <w:b w:val="0"/>
-                <w:sz w:val="24"/>
-              </w:rPr>
-              <w:t>套</w:t>
-            </w:r>
-          </w:p>
-        </w:tc>
-        <w:tc>
-          <w:tcPr>
-            <w:tcW w:type="dxa" w:w="1264"/>
-          </w:tcPr>
-          <w:p>
-            <w:pPr>
-              <w:spacing w:before="0" w:after="0" w:line="480" w:lineRule="exact"/>
-              <w:jc w:val="left"/>
-            </w:pPr>
-            <w:r/>
-            <w:r>
-              <w:rPr>
-                <w:rFonts w:ascii="Times New Roman" w:hAnsi="Times New Roman" w:eastAsia="方正仿宋_GBK"/>
-                <w:b w:val="0"/>
-                <w:sz w:val="24"/>
-              </w:rPr>
-              <w:t>1</w:t>
-            </w:r>
-          </w:p>
-        </w:tc>
-        <w:tc>
-          <w:tcPr>
-            <w:tcW w:type="dxa" w:w="1264"/>
-          </w:tcPr>
-          <w:p>
-            <w:pPr>
-              <w:spacing w:before="0" w:after="0" w:line="480" w:lineRule="exact"/>
-              <w:jc w:val="left"/>
-            </w:pPr>
-            <w:r/>
-            <w:r>
-              <w:rPr>
-                <w:rFonts w:ascii="Times New Roman" w:hAnsi="Times New Roman" w:eastAsia="方正仿宋_GBK"/>
-                <w:b w:val="0"/>
-                <w:sz w:val="24"/>
-              </w:rPr>
-              <w:t>20</w:t>
-            </w:r>
-          </w:p>
-        </w:tc>
-        <w:tc>
-          <w:tcPr>
-            <w:tcW w:type="dxa" w:w="1264"/>
-          </w:tcPr>
-          <w:p>
-            <w:pPr>
-              <w:spacing w:before="0" w:after="0" w:line="480" w:lineRule="exact"/>
-              <w:jc w:val="left"/>
-            </w:pPr>
-            <w:r/>
-          </w:p>
-        </w:tc>
-      </w:tr>
-      <w:tr>
-        <w:tc>
-          <w:tcPr>
-            <w:tcW w:type="dxa" w:w="1264"/>
-          </w:tcPr>
-          <w:p>
-            <w:pPr>
-              <w:spacing w:before="0" w:after="0" w:line="480" w:lineRule="exact"/>
-              <w:jc w:val="left"/>
-            </w:pPr>
-            <w:r/>
-          </w:p>
-        </w:tc>
-        <w:tc>
-          <w:tcPr>
-            <w:tcW w:type="dxa" w:w="1264"/>
-          </w:tcPr>
-          <w:p>
-            <w:pPr>
-              <w:spacing w:before="0" w:after="0" w:line="480" w:lineRule="exact"/>
-              <w:jc w:val="left"/>
-            </w:pPr>
-            <w:r/>
-            <w:r>
-              <w:rPr>
-                <w:rFonts w:ascii="Times New Roman" w:hAnsi="Times New Roman" w:eastAsia="方正黑体_GBK"/>
-                <w:b/>
-                <w:sz w:val="24"/>
-              </w:rPr>
-              <w:t>小计</w:t>
-            </w:r>
-          </w:p>
-        </w:tc>
-        <w:tc>
-          <w:tcPr>
-            <w:tcW w:type="dxa" w:w="1264"/>
-          </w:tcPr>
-          <w:p>
-            <w:pPr>
-              <w:spacing w:before="0" w:after="0" w:line="480" w:lineRule="exact"/>
-              <w:jc w:val="left"/>
-            </w:pPr>
-            <w:r/>
-          </w:p>
-        </w:tc>
-        <w:tc>
-          <w:tcPr>
-            <w:tcW w:type="dxa" w:w="1264"/>
-          </w:tcPr>
-          <w:p>
-            <w:pPr>
-              <w:spacing w:before="0" w:after="0" w:line="480" w:lineRule="exact"/>
-              <w:jc w:val="left"/>
-            </w:pPr>
-            <w:r/>
-          </w:p>
-        </w:tc>
-        <w:tc>
-          <w:tcPr>
-            <w:tcW w:type="dxa" w:w="1264"/>
-          </w:tcPr>
-          <w:p>
-            <w:pPr>
-              <w:spacing w:before="0" w:after="0" w:line="480" w:lineRule="exact"/>
-              <w:jc w:val="left"/>
-            </w:pPr>
-            <w:r/>
-          </w:p>
-        </w:tc>
-        <w:tc>
-          <w:tcPr>
-            <w:tcW w:type="dxa" w:w="1264"/>
-          </w:tcPr>
-          <w:p>
-            <w:pPr>
-              <w:spacing w:before="0" w:after="0" w:line="480" w:lineRule="exact"/>
-              <w:jc w:val="left"/>
-            </w:pPr>
-            <w:r/>
-            <w:r>
-              <w:rPr>
-                <w:rFonts w:ascii="Times New Roman" w:hAnsi="Times New Roman" w:eastAsia="方正黑体_GBK"/>
-                <w:b/>
-                <w:sz w:val="24"/>
-              </w:rPr>
-              <w:t>20</w:t>
+              <w:t>22.65</w:t>
             </w:r>
           </w:p>
         </w:tc>
@@ -8477,108 +8509,6 @@
                 <w:b w:val="0"/>
                 <w:sz w:val="24"/>
               </w:rPr>
-              <w:t>数据资源建设费</w:t>
-            </w:r>
-          </w:p>
-        </w:tc>
-        <w:tc>
-          <w:tcPr>
-            <w:tcW w:type="dxa" w:w="1264"/>
-          </w:tcPr>
-          <w:p>
-            <w:pPr>
-              <w:spacing w:before="0" w:after="0" w:line="480" w:lineRule="exact"/>
-              <w:jc w:val="left"/>
-            </w:pPr>
-            <w:r/>
-          </w:p>
-        </w:tc>
-        <w:tc>
-          <w:tcPr>
-            <w:tcW w:type="dxa" w:w="1264"/>
-          </w:tcPr>
-          <w:p>
-            <w:pPr>
-              <w:spacing w:before="0" w:after="0" w:line="480" w:lineRule="exact"/>
-              <w:jc w:val="left"/>
-            </w:pPr>
-            <w:r/>
-          </w:p>
-        </w:tc>
-        <w:tc>
-          <w:tcPr>
-            <w:tcW w:type="dxa" w:w="1264"/>
-          </w:tcPr>
-          <w:p>
-            <w:pPr>
-              <w:spacing w:before="0" w:after="0" w:line="480" w:lineRule="exact"/>
-              <w:jc w:val="left"/>
-            </w:pPr>
-            <w:r/>
-          </w:p>
-        </w:tc>
-        <w:tc>
-          <w:tcPr>
-            <w:tcW w:type="dxa" w:w="1264"/>
-          </w:tcPr>
-          <w:p>
-            <w:pPr>
-              <w:spacing w:before="0" w:after="0" w:line="480" w:lineRule="exact"/>
-              <w:jc w:val="left"/>
-            </w:pPr>
-            <w:r/>
-          </w:p>
-        </w:tc>
-        <w:tc>
-          <w:tcPr>
-            <w:tcW w:type="dxa" w:w="1264"/>
-          </w:tcPr>
-          <w:p>
-            <w:pPr>
-              <w:spacing w:before="0" w:after="0" w:line="480" w:lineRule="exact"/>
-              <w:jc w:val="left"/>
-            </w:pPr>
-            <w:r/>
-          </w:p>
-        </w:tc>
-      </w:tr>
-      <w:tr>
-        <w:tc>
-          <w:tcPr>
-            <w:tcW w:type="dxa" w:w="1264"/>
-          </w:tcPr>
-          <w:p>
-            <w:pPr>
-              <w:spacing w:before="0" w:after="0" w:line="480" w:lineRule="exact"/>
-              <w:jc w:val="left"/>
-            </w:pPr>
-            <w:r/>
-            <w:r>
-              <w:rPr>
-                <w:rFonts w:ascii="Times New Roman" w:hAnsi="Times New Roman" w:eastAsia="方正仿宋_GBK"/>
-                <w:b w:val="0"/>
-                <w:sz w:val="24"/>
-              </w:rPr>
-              <w:t>2</w:t>
-            </w:r>
-          </w:p>
-        </w:tc>
-        <w:tc>
-          <w:tcPr>
-            <w:tcW w:type="dxa" w:w="1264"/>
-          </w:tcPr>
-          <w:p>
-            <w:pPr>
-              <w:spacing w:before="0" w:after="0" w:line="480" w:lineRule="exact"/>
-              <w:jc w:val="left"/>
-            </w:pPr>
-            <w:r/>
-            <w:r>
-              <w:rPr>
-                <w:rFonts w:ascii="Times New Roman" w:hAnsi="Times New Roman" w:eastAsia="方正仿宋_GBK"/>
-                <w:b w:val="0"/>
-                <w:sz w:val="24"/>
-              </w:rPr>
               <w:t>集成费</w:t>
             </w:r>
           </w:p>
@@ -8660,408 +8590,6 @@
                 <w:sz w:val="24"/>
               </w:rPr>
               <w:t>6.4</w:t>
-            </w:r>
-          </w:p>
-        </w:tc>
-        <w:tc>
-          <w:tcPr>
-            <w:tcW w:type="dxa" w:w="1264"/>
-          </w:tcPr>
-          <w:p>
-            <w:pPr>
-              <w:spacing w:before="0" w:after="0" w:line="480" w:lineRule="exact"/>
-              <w:jc w:val="left"/>
-            </w:pPr>
-            <w:r/>
-          </w:p>
-        </w:tc>
-      </w:tr>
-      <w:tr>
-        <w:tc>
-          <w:tcPr>
-            <w:tcW w:type="dxa" w:w="1264"/>
-          </w:tcPr>
-          <w:p>
-            <w:pPr>
-              <w:spacing w:before="0" w:after="0" w:line="480" w:lineRule="exact"/>
-              <w:jc w:val="left"/>
-            </w:pPr>
-            <w:r/>
-            <w:r>
-              <w:rPr>
-                <w:rFonts w:ascii="Times New Roman" w:hAnsi="Times New Roman" w:eastAsia="方正仿宋_GBK"/>
-                <w:b w:val="0"/>
-                <w:sz w:val="24"/>
-              </w:rPr>
-              <w:t>3</w:t>
-            </w:r>
-          </w:p>
-        </w:tc>
-        <w:tc>
-          <w:tcPr>
-            <w:tcW w:type="dxa" w:w="1264"/>
-          </w:tcPr>
-          <w:p>
-            <w:pPr>
-              <w:spacing w:before="0" w:after="0" w:line="480" w:lineRule="exact"/>
-              <w:jc w:val="left"/>
-            </w:pPr>
-            <w:r/>
-            <w:r>
-              <w:rPr>
-                <w:rFonts w:ascii="Times New Roman" w:hAnsi="Times New Roman" w:eastAsia="方正仿宋_GBK"/>
-                <w:b w:val="0"/>
-                <w:sz w:val="24"/>
-              </w:rPr>
-              <w:t>监理费</w:t>
-            </w:r>
-          </w:p>
-        </w:tc>
-        <w:tc>
-          <w:tcPr>
-            <w:tcW w:type="dxa" w:w="1264"/>
-          </w:tcPr>
-          <w:p>
-            <w:pPr>
-              <w:spacing w:before="0" w:after="0" w:line="480" w:lineRule="exact"/>
-              <w:jc w:val="left"/>
-            </w:pPr>
-            <w:r/>
-            <w:r>
-              <w:rPr>
-                <w:rFonts w:ascii="Times New Roman" w:hAnsi="Times New Roman" w:eastAsia="方正仿宋_GBK"/>
-                <w:b w:val="0"/>
-                <w:sz w:val="24"/>
-              </w:rPr>
-              <w:t>0</w:t>
-            </w:r>
-          </w:p>
-        </w:tc>
-        <w:tc>
-          <w:tcPr>
-            <w:tcW w:type="dxa" w:w="1264"/>
-          </w:tcPr>
-          <w:p>
-            <w:pPr>
-              <w:spacing w:before="0" w:after="0" w:line="480" w:lineRule="exact"/>
-              <w:jc w:val="left"/>
-            </w:pPr>
-            <w:r/>
-            <w:r>
-              <w:rPr>
-                <w:rFonts w:ascii="Times New Roman" w:hAnsi="Times New Roman" w:eastAsia="方正仿宋_GBK"/>
-                <w:b w:val="0"/>
-                <w:sz w:val="24"/>
-              </w:rPr>
-              <w:t>项</w:t>
-            </w:r>
-          </w:p>
-        </w:tc>
-        <w:tc>
-          <w:tcPr>
-            <w:tcW w:type="dxa" w:w="1264"/>
-          </w:tcPr>
-          <w:p>
-            <w:pPr>
-              <w:spacing w:before="0" w:after="0" w:line="480" w:lineRule="exact"/>
-              <w:jc w:val="left"/>
-            </w:pPr>
-            <w:r/>
-            <w:r>
-              <w:rPr>
-                <w:rFonts w:ascii="Times New Roman" w:hAnsi="Times New Roman" w:eastAsia="方正仿宋_GBK"/>
-                <w:b w:val="0"/>
-                <w:sz w:val="24"/>
-              </w:rPr>
-              <w:t>1</w:t>
-            </w:r>
-          </w:p>
-        </w:tc>
-        <w:tc>
-          <w:tcPr>
-            <w:tcW w:type="dxa" w:w="1264"/>
-          </w:tcPr>
-          <w:p>
-            <w:pPr>
-              <w:spacing w:before="0" w:after="0" w:line="480" w:lineRule="exact"/>
-              <w:jc w:val="left"/>
-            </w:pPr>
-            <w:r/>
-            <w:r>
-              <w:rPr>
-                <w:rFonts w:ascii="Times New Roman" w:hAnsi="Times New Roman" w:eastAsia="方正仿宋_GBK"/>
-                <w:b w:val="0"/>
-                <w:sz w:val="24"/>
-              </w:rPr>
-              <w:t>0</w:t>
-            </w:r>
-          </w:p>
-        </w:tc>
-        <w:tc>
-          <w:tcPr>
-            <w:tcW w:type="dxa" w:w="1264"/>
-          </w:tcPr>
-          <w:p>
-            <w:pPr>
-              <w:spacing w:before="0" w:after="0" w:line="480" w:lineRule="exact"/>
-              <w:jc w:val="left"/>
-            </w:pPr>
-            <w:r/>
-          </w:p>
-        </w:tc>
-      </w:tr>
-      <w:tr>
-        <w:tc>
-          <w:tcPr>
-            <w:tcW w:type="dxa" w:w="1264"/>
-          </w:tcPr>
-          <w:p>
-            <w:pPr>
-              <w:spacing w:before="0" w:after="0" w:line="480" w:lineRule="exact"/>
-              <w:jc w:val="left"/>
-            </w:pPr>
-            <w:r/>
-            <w:r>
-              <w:rPr>
-                <w:rFonts w:ascii="Times New Roman" w:hAnsi="Times New Roman" w:eastAsia="方正仿宋_GBK"/>
-                <w:b w:val="0"/>
-                <w:sz w:val="24"/>
-              </w:rPr>
-              <w:t>4</w:t>
-            </w:r>
-          </w:p>
-        </w:tc>
-        <w:tc>
-          <w:tcPr>
-            <w:tcW w:type="dxa" w:w="1264"/>
-          </w:tcPr>
-          <w:p>
-            <w:pPr>
-              <w:spacing w:before="0" w:after="0" w:line="480" w:lineRule="exact"/>
-              <w:jc w:val="left"/>
-            </w:pPr>
-            <w:r/>
-            <w:r>
-              <w:rPr>
-                <w:rFonts w:ascii="Times New Roman" w:hAnsi="Times New Roman" w:eastAsia="方正仿宋_GBK"/>
-                <w:b w:val="0"/>
-                <w:sz w:val="24"/>
-              </w:rPr>
-              <w:t>等保测评费</w:t>
-            </w:r>
-          </w:p>
-        </w:tc>
-        <w:tc>
-          <w:tcPr>
-            <w:tcW w:type="dxa" w:w="1264"/>
-          </w:tcPr>
-          <w:p>
-            <w:pPr>
-              <w:spacing w:before="0" w:after="0" w:line="480" w:lineRule="exact"/>
-              <w:jc w:val="left"/>
-            </w:pPr>
-            <w:r/>
-            <w:r>
-              <w:rPr>
-                <w:rFonts w:ascii="Times New Roman" w:hAnsi="Times New Roman" w:eastAsia="方正仿宋_GBK"/>
-                <w:b w:val="0"/>
-                <w:sz w:val="24"/>
-              </w:rPr>
-              <w:t>0</w:t>
-            </w:r>
-          </w:p>
-        </w:tc>
-        <w:tc>
-          <w:tcPr>
-            <w:tcW w:type="dxa" w:w="1264"/>
-          </w:tcPr>
-          <w:p>
-            <w:pPr>
-              <w:spacing w:before="0" w:after="0" w:line="480" w:lineRule="exact"/>
-              <w:jc w:val="left"/>
-            </w:pPr>
-            <w:r/>
-            <w:r>
-              <w:rPr>
-                <w:rFonts w:ascii="Times New Roman" w:hAnsi="Times New Roman" w:eastAsia="方正仿宋_GBK"/>
-                <w:b w:val="0"/>
-                <w:sz w:val="24"/>
-              </w:rPr>
-              <w:t>次</w:t>
-            </w:r>
-          </w:p>
-        </w:tc>
-        <w:tc>
-          <w:tcPr>
-            <w:tcW w:type="dxa" w:w="1264"/>
-          </w:tcPr>
-          <w:p>
-            <w:pPr>
-              <w:spacing w:before="0" w:after="0" w:line="480" w:lineRule="exact"/>
-              <w:jc w:val="left"/>
-            </w:pPr>
-            <w:r/>
-            <w:r>
-              <w:rPr>
-                <w:rFonts w:ascii="Times New Roman" w:hAnsi="Times New Roman" w:eastAsia="方正仿宋_GBK"/>
-                <w:b w:val="0"/>
-                <w:sz w:val="24"/>
-              </w:rPr>
-              <w:t>0</w:t>
-            </w:r>
-          </w:p>
-        </w:tc>
-        <w:tc>
-          <w:tcPr>
-            <w:tcW w:type="dxa" w:w="1264"/>
-          </w:tcPr>
-          <w:p>
-            <w:pPr>
-              <w:spacing w:before="0" w:after="0" w:line="480" w:lineRule="exact"/>
-              <w:jc w:val="left"/>
-            </w:pPr>
-            <w:r/>
-            <w:r>
-              <w:rPr>
-                <w:rFonts w:ascii="Times New Roman" w:hAnsi="Times New Roman" w:eastAsia="方正仿宋_GBK"/>
-                <w:b w:val="0"/>
-                <w:sz w:val="24"/>
-              </w:rPr>
-              <w:t>0</w:t>
-            </w:r>
-          </w:p>
-        </w:tc>
-        <w:tc>
-          <w:tcPr>
-            <w:tcW w:type="dxa" w:w="1264"/>
-          </w:tcPr>
-          <w:p>
-            <w:pPr>
-              <w:spacing w:before="0" w:after="0" w:line="480" w:lineRule="exact"/>
-              <w:jc w:val="left"/>
-            </w:pPr>
-            <w:r/>
-          </w:p>
-        </w:tc>
-      </w:tr>
-      <w:tr>
-        <w:tc>
-          <w:tcPr>
-            <w:tcW w:type="dxa" w:w="1264"/>
-          </w:tcPr>
-          <w:p>
-            <w:pPr>
-              <w:spacing w:before="0" w:after="0" w:line="480" w:lineRule="exact"/>
-              <w:jc w:val="left"/>
-            </w:pPr>
-            <w:r/>
-            <w:r>
-              <w:rPr>
-                <w:rFonts w:ascii="Times New Roman" w:hAnsi="Times New Roman" w:eastAsia="方正仿宋_GBK"/>
-                <w:b w:val="0"/>
-                <w:sz w:val="24"/>
-              </w:rPr>
-              <w:t>5</w:t>
-            </w:r>
-          </w:p>
-        </w:tc>
-        <w:tc>
-          <w:tcPr>
-            <w:tcW w:type="dxa" w:w="1264"/>
-          </w:tcPr>
-          <w:p>
-            <w:pPr>
-              <w:spacing w:before="0" w:after="0" w:line="480" w:lineRule="exact"/>
-              <w:jc w:val="left"/>
-            </w:pPr>
-            <w:r/>
-            <w:r>
-              <w:rPr>
-                <w:rFonts w:ascii="Times New Roman" w:hAnsi="Times New Roman" w:eastAsia="方正仿宋_GBK"/>
-                <w:b w:val="0"/>
-                <w:sz w:val="24"/>
-              </w:rPr>
-              <w:t>第三方软件测评费</w:t>
-            </w:r>
-          </w:p>
-        </w:tc>
-        <w:tc>
-          <w:tcPr>
-            <w:tcW w:type="dxa" w:w="1264"/>
-          </w:tcPr>
-          <w:p>
-            <w:pPr>
-              <w:spacing w:before="0" w:after="0" w:line="480" w:lineRule="exact"/>
-              <w:jc w:val="left"/>
-            </w:pPr>
-            <w:r/>
-            <w:r>
-              <w:rPr>
-                <w:rFonts w:ascii="Times New Roman" w:hAnsi="Times New Roman" w:eastAsia="方正仿宋_GBK"/>
-                <w:b w:val="0"/>
-                <w:sz w:val="24"/>
-              </w:rPr>
-              <w:t>0</w:t>
-            </w:r>
-          </w:p>
-        </w:tc>
-        <w:tc>
-          <w:tcPr>
-            <w:tcW w:type="dxa" w:w="1264"/>
-          </w:tcPr>
-          <w:p>
-            <w:pPr>
-              <w:spacing w:before="0" w:after="0" w:line="480" w:lineRule="exact"/>
-              <w:jc w:val="left"/>
-            </w:pPr>
-            <w:r/>
-            <w:r>
-              <w:rPr>
-                <w:rFonts w:ascii="Times New Roman" w:hAnsi="Times New Roman" w:eastAsia="方正仿宋_GBK"/>
-                <w:b w:val="0"/>
-                <w:sz w:val="24"/>
-              </w:rPr>
-              <w:t>次</w:t>
-            </w:r>
-          </w:p>
-        </w:tc>
-        <w:tc>
-          <w:tcPr>
-            <w:tcW w:type="dxa" w:w="1264"/>
-          </w:tcPr>
-          <w:p>
-            <w:pPr>
-              <w:spacing w:before="0" w:after="0" w:line="480" w:lineRule="exact"/>
-              <w:jc w:val="left"/>
-            </w:pPr>
-            <w:r/>
-            <w:r>
-              <w:rPr>
-                <w:rFonts w:ascii="Times New Roman" w:hAnsi="Times New Roman" w:eastAsia="方正仿宋_GBK"/>
-                <w:b w:val="0"/>
-                <w:sz w:val="24"/>
-              </w:rPr>
-              <w:t>0</w:t>
-            </w:r>
-          </w:p>
-        </w:tc>
-        <w:tc>
-          <w:tcPr>
-            <w:tcW w:type="dxa" w:w="1264"/>
-          </w:tcPr>
-          <w:p>
-            <w:pPr>
-              <w:spacing w:before="0" w:after="0" w:line="480" w:lineRule="exact"/>
-              <w:jc w:val="left"/>
-            </w:pPr>
-            <w:r/>
-            <w:r>
-              <w:rPr>
-                <w:rFonts w:ascii="Times New Roman" w:hAnsi="Times New Roman" w:eastAsia="方正仿宋_GBK"/>
-                <w:b w:val="0"/>
-                <w:sz w:val="24"/>
-              </w:rPr>
-              <w:t>0</w:t>
             </w:r>
           </w:p>
         </w:tc>
@@ -9356,7 +8884,7 @@
                 <w:b w:val="0"/>
                 <w:sz w:val="24"/>
               </w:rPr>
-              <w:t>2台</w:t>
+              <w:t>1台</w:t>
             </w:r>
           </w:p>
         </w:tc>
@@ -9376,7 +8904,7 @@
                 <w:b w:val="0"/>
                 <w:sz w:val="24"/>
               </w:rPr>
-              <w:t>国产CPU架构，国产操作系统，承载管理与检索平台、数据接入服务等应用组件</w:t>
+              <w:t>处理器：集成2×鲲鹏920系列(5250)处理器（48Core，2.6GHz）；内存：4×32GB DDR4 RECC；硬盘：2×SSD 1.92T + 4×HDD 4T；国产CPU架构，国产操作系统，承载管理与检索平台、数据接入服务等应用组件</w:t>
             </w:r>
           </w:p>
         </w:tc>
@@ -9418,7 +8946,7 @@
                 <w:b w:val="0"/>
                 <w:sz w:val="24"/>
               </w:rPr>
-              <w:t>存储服务器设备</w:t>
+              <w:t>网络存储设备</w:t>
             </w:r>
           </w:p>
         </w:tc>
@@ -9438,7 +8966,7 @@
                 <w:b w:val="0"/>
                 <w:sz w:val="24"/>
               </w:rPr>
-              <w:t>1台</w:t>
+              <w:t>2台</w:t>
             </w:r>
           </w:p>
         </w:tc>
@@ -9458,7 +8986,7 @@
                 <w:b w:val="0"/>
                 <w:sz w:val="24"/>
               </w:rPr>
-              <w:t>Scale-Out NAS架构，单节点有效容量≥810TB（45×18TB），对外提供NFS/SMB标准文件访问接口，节点互联带宽≥10GbE，节点冗余+RAID等价数据保护</w:t>
+              <w:t>8U机架式48盘位NAS设备，单节点有效容量≥810TB（45×18TB），对外提供NFS/SMB标准文件访问接口，节点互联带宽≥10GbE，节点冗余+RAID等价数据保护</w:t>
             </w:r>
           </w:p>
         </w:tc>
@@ -9500,7 +9028,7 @@
                 <w:b w:val="0"/>
                 <w:sz w:val="24"/>
               </w:rPr>
-              <w:t>存储管理双路服务器</w:t>
+              <w:t>企业级硬盘</w:t>
             </w:r>
           </w:p>
         </w:tc>
@@ -9520,7 +9048,7 @@
                 <w:b w:val="0"/>
                 <w:sz w:val="24"/>
               </w:rPr>
-              <w:t>1台</w:t>
+              <w:t>0.54块/套</w:t>
             </w:r>
           </w:p>
         </w:tc>
@@ -9540,7 +9068,7 @@
                 <w:b w:val="0"/>
                 <w:sz w:val="24"/>
               </w:rPr>
-              <w:t>国产CPU架构，国产操作系统，承载存储管理与运维监控服务</w:t>
+              <w:t>18TB SATA企业级监控存储硬盘，用于视频数据存储</w:t>
             </w:r>
           </w:p>
         </w:tc>
@@ -9622,7 +9150,7 @@
                 <w:b w:val="0"/>
                 <w:sz w:val="24"/>
               </w:rPr>
-              <w:t>国产数据库，系统核心数据管理与元数据存储组件</w:t>
+              <w:t>国产数据库，系统核心数据管理与元数据存储组件，支持高可用部署</w:t>
             </w:r>
           </w:p>
         </w:tc>
@@ -9803,7 +9331,7 @@
                 <w:b w:val="0"/>
                 <w:sz w:val="24"/>
               </w:rPr>
-              <w:t>20</w:t>
+              <w:t>22.65</w:t>
             </w:r>
           </w:p>
         </w:tc>
@@ -9875,7 +9403,7 @@
           <w:b w:val="0"/>
           <w:sz w:val="28"/>
         </w:rPr>
-        <w:t>：项目投资总额 107.4 万元，其中软硬件购置费 81 万元、应用软件费 20 万元、其它费用 6.4 万元，各分项之和等于总计。</w:t>
+        <w:t>：项目投资总额 99.67 万元，其中软硬件购置费 70.62 万元、应用软件费 22.65 万元、其它费用 6.4 万元，各分项之和等于总计。</w:t>
       </w:r>
     </w:p>
     <w:p>
@@ -9927,7 +9455,7 @@
           <w:b/>
           <w:sz w:val="28"/>
         </w:rPr>
-        <w:t>单价合法性闭合</w:t>
+        <w:t>金额计算闭合</w:t>
       </w:r>
       <w:r>
         <w:rPr>
@@ -9935,7 +9463,7 @@
           <w:b w:val="0"/>
           <w:sz w:val="28"/>
         </w:rPr>
-        <w:t>：各项单价依据政策合规标准确定，金额 = 单价 × 数量，各分类小计为分类内金额自动汇总。</w:t>
+        <w:t>：各项金额 = 单价 × 数量，各分类小计为分类内金额自动汇总，与投资控制约束一致。</w:t>
       </w:r>
     </w:p>
     <w:p>
@@ -9965,7 +9493,7 @@
           <w:b w:val="0"/>
           <w:sz w:val="28"/>
         </w:rPr>
-        <w:t>：存储服务器设备配置与 Scale-Out NAS 技术路线基线一致，数据库配置与达梦数据库 V8.4 技术路线一致，应用服务器与存储管理服务器满足国产化要求。</w:t>
+        <w:t>：网络存储设备配置与 Scale-Out NAS 技术路线基线一致，数据库配置与达梦数据库 V8.4 技术路线一致，应用服务器满足国产化要求。</w:t>
       </w:r>
     </w:p>
     <w:sectPr>
